--- a/[1]Books/New Breed.docx
+++ b/[1]Books/New Breed.docx
@@ -77,6 +77,14 @@
           <w:highlight w:val="none"/>
         </w:rPr>
       </w:r>
+      <w:r>
+        <w:rPr>
+          <w:rFonts w:ascii="Calibri" w:hAnsi="Calibri" w:eastAsia="Calibri" w:cs="Calibri"/>
+          <w:sz w:val="24"/>
+          <w:szCs w:val="24"/>
+          <w:highlight w:val="none"/>
+        </w:rPr>
+      </w:r>
     </w:p>
     <w:p>
       <w:pPr>
@@ -116,19 +124,6 @@
           <w:highlight w:val="none"/>
         </w:rPr>
       </w:r>
-    </w:p>
-    <w:p>
-      <w:pPr>
-        <w:pBdr/>
-        <w:spacing/>
-        <w:ind/>
-        <w:rPr>
-          <w:rFonts w:ascii="Calibri" w:hAnsi="Calibri" w:eastAsia="Calibri" w:cs="Calibri"/>
-          <w:sz w:val="24"/>
-          <w:szCs w:val="24"/>
-          <w:highlight w:val="none"/>
-        </w:rPr>
-      </w:pPr>
       <w:r>
         <w:rPr>
           <w:rFonts w:ascii="Calibri" w:hAnsi="Calibri" w:eastAsia="Calibri" w:cs="Calibri"/>
@@ -137,6 +132,19 @@
           <w:highlight w:val="none"/>
         </w:rPr>
       </w:r>
+    </w:p>
+    <w:p>
+      <w:pPr>
+        <w:pBdr/>
+        <w:spacing/>
+        <w:ind/>
+        <w:rPr>
+          <w:rFonts w:ascii="Calibri" w:hAnsi="Calibri" w:eastAsia="Calibri" w:cs="Calibri"/>
+          <w:sz w:val="24"/>
+          <w:szCs w:val="24"/>
+          <w:highlight w:val="none"/>
+        </w:rPr>
+      </w:pPr>
       <w:r>
         <w:rPr>
           <w:rFonts w:ascii="Calibri" w:hAnsi="Calibri" w:eastAsia="Calibri" w:cs="Calibri"/>
@@ -161,7 +169,7 @@
           <w:szCs w:val="24"/>
           <w:highlight w:val="none"/>
         </w:rPr>
-        <w:t xml:space="preserve">-Aren’t you a bit curious why they sent this so urgently? We are under siege, yet command still wants us to output new Units?</w:t>
+        <w:t xml:space="preserve">-Aren’t you a bit curious why they sent this so urgently? We are under siege, yet Command still wants us to output new Units?</w:t>
       </w:r>
       <w:r>
         <w:rPr>
@@ -170,20 +178,8 @@
           <w:szCs w:val="24"/>
           <w:highlight w:val="none"/>
         </w:rPr>
+        <w:t xml:space="preserve"> And how do we know it’s really them? They sent only a prerecorded message on an unsecured channel.</w:t>
       </w:r>
-    </w:p>
-    <w:p>
-      <w:pPr>
-        <w:pBdr/>
-        <w:spacing/>
-        <w:ind/>
-        <w:rPr>
-          <w:rFonts w:ascii="Calibri" w:hAnsi="Calibri" w:eastAsia="Calibri" w:cs="Calibri"/>
-          <w:sz w:val="24"/>
-          <w:szCs w:val="24"/>
-          <w:highlight w:val="none"/>
-        </w:rPr>
-      </w:pPr>
       <w:r>
         <w:rPr>
           <w:rFonts w:ascii="Calibri" w:hAnsi="Calibri" w:eastAsia="Calibri" w:cs="Calibri"/>
@@ -192,6 +188,19 @@
           <w:highlight w:val="none"/>
         </w:rPr>
       </w:r>
+    </w:p>
+    <w:p>
+      <w:pPr>
+        <w:pBdr/>
+        <w:spacing/>
+        <w:ind/>
+        <w:rPr>
+          <w:rFonts w:ascii="Calibri" w:hAnsi="Calibri" w:eastAsia="Calibri" w:cs="Calibri"/>
+          <w:sz w:val="24"/>
+          <w:szCs w:val="24"/>
+          <w:highlight w:val="none"/>
+        </w:rPr>
+      </w:pPr>
       <w:r>
         <w:rPr>
           <w:rFonts w:ascii="Calibri" w:hAnsi="Calibri" w:eastAsia="Calibri" w:cs="Calibri"/>
@@ -216,7 +225,7 @@
           <w:szCs w:val="24"/>
           <w:highlight w:val="none"/>
         </w:rPr>
-        <w:t xml:space="preserve">-From what I understand, they are supposed to be immune to whatever got those poor bastards outside.</w:t>
+        <w:t xml:space="preserve">-Do you really want to mess with Command!? They did send us the right authorization codes and they gave us new schematics for these custom Units.</w:t>
       </w:r>
       <w:r>
         <w:rPr>
@@ -225,20 +234,8 @@
           <w:szCs w:val="24"/>
           <w:highlight w:val="none"/>
         </w:rPr>
+        <w:t xml:space="preserve"> Maybe they couldn’t reach us any other way. I don’t really know, but I’m not going to second guess the orders, especially in these circumstances!</w:t>
       </w:r>
-    </w:p>
-    <w:p>
-      <w:pPr>
-        <w:pBdr/>
-        <w:spacing/>
-        <w:ind/>
-        <w:rPr>
-          <w:rFonts w:ascii="Calibri" w:hAnsi="Calibri" w:eastAsia="Calibri" w:cs="Calibri"/>
-          <w:sz w:val="24"/>
-          <w:szCs w:val="24"/>
-          <w:highlight w:val="none"/>
-        </w:rPr>
-      </w:pPr>
       <w:r>
         <w:rPr>
           <w:rFonts w:ascii="Calibri" w:hAnsi="Calibri" w:eastAsia="Calibri" w:cs="Calibri"/>
@@ -247,6 +244,19 @@
           <w:highlight w:val="none"/>
         </w:rPr>
       </w:r>
+    </w:p>
+    <w:p>
+      <w:pPr>
+        <w:pBdr/>
+        <w:spacing/>
+        <w:ind/>
+        <w:rPr>
+          <w:rFonts w:ascii="Calibri" w:hAnsi="Calibri" w:eastAsia="Calibri" w:cs="Calibri"/>
+          <w:sz w:val="24"/>
+          <w:szCs w:val="24"/>
+          <w:highlight w:val="none"/>
+        </w:rPr>
+      </w:pPr>
       <w:r>
         <w:rPr>
           <w:rFonts w:ascii="Calibri" w:hAnsi="Calibri" w:eastAsia="Calibri" w:cs="Calibri"/>
@@ -271,29 +281,8 @@
           <w:szCs w:val="24"/>
           <w:highlight w:val="none"/>
         </w:rPr>
-        <w:t xml:space="preserve">-Do you think this is why they locked us in here? Not for our protection, but for our utility?</w:t>
+        <w:t xml:space="preserve">-Still, don’t you find it suspicious that the facility locked us in here before anything happened out there!?</w:t>
       </w:r>
-      <w:r>
-        <w:rPr>
-          <w:rFonts w:ascii="Calibri" w:hAnsi="Calibri" w:cs="Calibri"/>
-          <w:sz w:val="24"/>
-          <w:szCs w:val="24"/>
-          <w:highlight w:val="none"/>
-        </w:rPr>
-      </w:r>
-    </w:p>
-    <w:p>
-      <w:pPr>
-        <w:pBdr/>
-        <w:spacing/>
-        <w:ind/>
-        <w:rPr>
-          <w:rFonts w:ascii="Calibri" w:hAnsi="Calibri" w:eastAsia="Calibri" w:cs="Calibri"/>
-          <w:sz w:val="24"/>
-          <w:szCs w:val="24"/>
-          <w:highlight w:val="none"/>
-        </w:rPr>
-      </w:pPr>
       <w:r>
         <w:rPr>
           <w:rFonts w:ascii="Calibri" w:hAnsi="Calibri" w:eastAsia="Calibri" w:cs="Calibri"/>
@@ -302,6 +291,19 @@
           <w:highlight w:val="none"/>
         </w:rPr>
       </w:r>
+    </w:p>
+    <w:p>
+      <w:pPr>
+        <w:pBdr/>
+        <w:spacing/>
+        <w:ind/>
+        <w:rPr>
+          <w:rFonts w:ascii="Calibri" w:hAnsi="Calibri" w:eastAsia="Calibri" w:cs="Calibri"/>
+          <w:sz w:val="24"/>
+          <w:szCs w:val="24"/>
+          <w:highlight w:val="none"/>
+        </w:rPr>
+      </w:pPr>
       <w:r>
         <w:rPr>
           <w:rFonts w:ascii="Calibri" w:hAnsi="Calibri" w:eastAsia="Calibri" w:cs="Calibri"/>
@@ -336,6 +338,14 @@
           <w:highlight w:val="none"/>
         </w:rPr>
       </w:r>
+      <w:r>
+        <w:rPr>
+          <w:rFonts w:ascii="Calibri" w:hAnsi="Calibri" w:eastAsia="Calibri" w:cs="Calibri"/>
+          <w:sz w:val="24"/>
+          <w:szCs w:val="24"/>
+          <w:highlight w:val="none"/>
+        </w:rPr>
+      </w:r>
     </w:p>
     <w:p>
       <w:pPr>
@@ -377,33 +387,12 @@
       </w:r>
       <w:r>
         <w:rPr>
-          <w:rFonts w:ascii="Calibri" w:hAnsi="Calibri" w:eastAsia="Calibri" w:cs="Calibri"/>
-          <w:sz w:val="24"/>
-          <w:szCs w:val="24"/>
-          <w:highlight w:val="none"/>
-        </w:rPr>
-      </w:r>
-      <w:r>
-        <w:rPr>
           <w:rFonts w:ascii="Calibri" w:hAnsi="Calibri" w:cs="Calibri"/>
           <w:sz w:val="24"/>
           <w:szCs w:val="24"/>
           <w:highlight w:val="none"/>
         </w:rPr>
       </w:r>
-    </w:p>
-    <w:p>
-      <w:pPr>
-        <w:pBdr/>
-        <w:spacing/>
-        <w:ind/>
-        <w:rPr>
-          <w:rFonts w:ascii="Calibri" w:hAnsi="Calibri" w:eastAsia="Calibri" w:cs="Calibri"/>
-          <w:sz w:val="24"/>
-          <w:szCs w:val="24"/>
-          <w:highlight w:val="none"/>
-        </w:rPr>
-      </w:pPr>
       <w:r>
         <w:rPr>
           <w:rFonts w:ascii="Calibri" w:hAnsi="Calibri" w:eastAsia="Calibri" w:cs="Calibri"/>
@@ -412,6 +401,19 @@
           <w:highlight w:val="none"/>
         </w:rPr>
       </w:r>
+    </w:p>
+    <w:p>
+      <w:pPr>
+        <w:pBdr/>
+        <w:spacing/>
+        <w:ind/>
+        <w:rPr>
+          <w:rFonts w:ascii="Calibri" w:hAnsi="Calibri" w:eastAsia="Calibri" w:cs="Calibri"/>
+          <w:sz w:val="24"/>
+          <w:szCs w:val="24"/>
+          <w:highlight w:val="none"/>
+        </w:rPr>
+      </w:pPr>
       <w:r>
         <w:rPr>
           <w:rFonts w:ascii="Calibri" w:hAnsi="Calibri" w:eastAsia="Calibri" w:cs="Calibri"/>
@@ -446,19 +448,6 @@
           <w:highlight w:val="none"/>
         </w:rPr>
       </w:r>
-    </w:p>
-    <w:p>
-      <w:pPr>
-        <w:pBdr/>
-        <w:spacing/>
-        <w:ind/>
-        <w:rPr>
-          <w:rFonts w:ascii="Calibri" w:hAnsi="Calibri" w:eastAsia="Calibri" w:cs="Calibri"/>
-          <w:sz w:val="24"/>
-          <w:szCs w:val="24"/>
-          <w:highlight w:val="none"/>
-        </w:rPr>
-      </w:pPr>
       <w:r>
         <w:rPr>
           <w:rFonts w:ascii="Calibri" w:hAnsi="Calibri" w:eastAsia="Calibri" w:cs="Calibri"/>
@@ -467,6 +456,166 @@
           <w:highlight w:val="none"/>
         </w:rPr>
       </w:r>
+    </w:p>
+    <w:p>
+      <w:pPr>
+        <w:pBdr/>
+        <w:spacing/>
+        <w:ind/>
+        <w:rPr>
+          <w:rFonts w:ascii="Calibri" w:hAnsi="Calibri" w:eastAsia="Calibri" w:cs="Calibri"/>
+          <w:sz w:val="24"/>
+          <w:szCs w:val="24"/>
+          <w:highlight w:val="none"/>
+        </w:rPr>
+      </w:pPr>
+      <w:r>
+        <w:rPr>
+          <w:rFonts w:ascii="Calibri" w:hAnsi="Calibri" w:eastAsia="Calibri" w:cs="Calibri"/>
+          <w:sz w:val="24"/>
+          <w:szCs w:val="24"/>
+          <w:highlight w:val="none"/>
+        </w:rPr>
+      </w:r>
+      <w:r>
+        <w:rPr>
+          <w:rFonts w:ascii="Calibri" w:hAnsi="Calibri" w:eastAsia="Calibri" w:cs="Calibri"/>
+          <w:sz w:val="24"/>
+          <w:szCs w:val="24"/>
+          <w:highlight w:val="none"/>
+        </w:rPr>
+      </w:r>
+      <w:r>
+        <w:rPr>
+          <w:rFonts w:ascii="Calibri" w:hAnsi="Calibri" w:eastAsia="Calibri" w:cs="Calibri"/>
+          <w:sz w:val="24"/>
+          <w:szCs w:val="24"/>
+          <w:highlight w:val="none"/>
+        </w:rPr>
+        <w:t xml:space="preserve">Rammi</w:t>
+      </w:r>
+      <w:r/>
+      <w:r>
+        <w:rPr>
+          <w:rFonts w:ascii="Calibri" w:hAnsi="Calibri" w:eastAsia="Calibri" w:cs="Calibri"/>
+          <w:sz w:val="24"/>
+          <w:szCs w:val="24"/>
+          <w:highlight w:val="none"/>
+        </w:rPr>
+        <w:t xml:space="preserve">: </w:t>
+      </w:r>
+      <w:r>
+        <w:rPr>
+          <w:rFonts w:ascii="Calibri" w:hAnsi="Calibri" w:eastAsia="Calibri" w:cs="Calibri"/>
+          <w:sz w:val="24"/>
+          <w:szCs w:val="24"/>
+          <w:highlight w:val="none"/>
+        </w:rPr>
+        <w:t xml:space="preserve">-Do we even have time for this?</w:t>
+      </w:r>
+      <w:r>
+        <w:rPr>
+          <w:rFonts w:ascii="Calibri" w:hAnsi="Calibri" w:cs="Calibri"/>
+          <w:sz w:val="24"/>
+          <w:szCs w:val="24"/>
+          <w:highlight w:val="none"/>
+        </w:rPr>
+      </w:r>
+      <w:r>
+        <w:rPr>
+          <w:rFonts w:ascii="Calibri" w:hAnsi="Calibri" w:eastAsia="Calibri" w:cs="Calibri"/>
+          <w:sz w:val="24"/>
+          <w:szCs w:val="24"/>
+          <w:highlight w:val="none"/>
+        </w:rPr>
+      </w:r>
+    </w:p>
+    <w:p>
+      <w:pPr>
+        <w:pBdr/>
+        <w:spacing/>
+        <w:ind/>
+        <w:rPr>
+          <w:rFonts w:ascii="Calibri" w:hAnsi="Calibri" w:eastAsia="Calibri" w:cs="Calibri"/>
+          <w:sz w:val="24"/>
+          <w:szCs w:val="24"/>
+          <w:highlight w:val="none"/>
+        </w:rPr>
+      </w:pPr>
+      <w:r>
+        <w:rPr>
+          <w:rFonts w:ascii="Calibri" w:hAnsi="Calibri" w:eastAsia="Calibri" w:cs="Calibri"/>
+          <w:sz w:val="24"/>
+          <w:szCs w:val="24"/>
+          <w:highlight w:val="none"/>
+        </w:rPr>
+      </w:r>
+      <w:r>
+        <w:rPr>
+          <w:rFonts w:ascii="Calibri" w:hAnsi="Calibri" w:eastAsia="Calibri" w:cs="Calibri"/>
+          <w:sz w:val="24"/>
+          <w:szCs w:val="24"/>
+          <w:highlight w:val="none"/>
+        </w:rPr>
+      </w:r>
+      <w:r>
+        <w:rPr>
+          <w:rFonts w:ascii="Calibri" w:hAnsi="Calibri" w:eastAsia="Calibri" w:cs="Calibri"/>
+          <w:sz w:val="24"/>
+          <w:szCs w:val="24"/>
+          <w:highlight w:val="none"/>
+        </w:rPr>
+        <w:t xml:space="preserve">Leon</w:t>
+      </w:r>
+      <w:r/>
+      <w:r>
+        <w:rPr>
+          <w:rFonts w:ascii="Calibri" w:hAnsi="Calibri" w:eastAsia="Calibri" w:cs="Calibri"/>
+          <w:sz w:val="24"/>
+          <w:szCs w:val="24"/>
+          <w:highlight w:val="none"/>
+        </w:rPr>
+        <w:t xml:space="preserve">: </w:t>
+      </w:r>
+      <w:r>
+        <w:rPr>
+          <w:rFonts w:ascii="Calibri" w:hAnsi="Calibri" w:eastAsia="Calibri" w:cs="Calibri"/>
+          <w:sz w:val="24"/>
+          <w:szCs w:val="24"/>
+          <w:highlight w:val="none"/>
+        </w:rPr>
+        <w:t xml:space="preserve">-Command was very specific. They sent the instructions to build these twenty custom Automatons with reinforced exoskeleton, extra </w:t>
+      </w:r>
+      <w:r>
+        <w:rPr>
+          <w:rFonts w:ascii="Calibri" w:hAnsi="Calibri" w:eastAsia="Calibri" w:cs="Calibri"/>
+          <w:sz w:val="24"/>
+          <w:szCs w:val="24"/>
+          <w:highlight w:val="none"/>
+        </w:rPr>
+        <w:t xml:space="preserve">processing units, boosted power cells, memory alloy nano-implants, custom directives and programming and weapon attachments. So yeah, we have to make the time to get them ready. Command might have a plan to get us out of this mess.</w:t>
+      </w:r>
+      <w:r>
+        <w:rPr>
+          <w:rFonts w:ascii="Calibri" w:hAnsi="Calibri" w:eastAsia="Calibri" w:cs="Calibri"/>
+          <w:sz w:val="24"/>
+          <w:szCs w:val="24"/>
+          <w:highlight w:val="none"/>
+        </w:rPr>
+      </w:r>
+    </w:p>
+    <w:p>
+      <w:pPr>
+        <w:pBdr/>
+        <w:spacing/>
+        <w:ind/>
+        <w:rPr>
+          <w:rFonts w:ascii="Calibri" w:hAnsi="Calibri" w:cs="Calibri"/>
+          <w:sz w:val="24"/>
+          <w:szCs w:val="24"/>
+          <w:highlight w:val="none"/>
+        </w:rPr>
+      </w:pPr>
       <w:r>
         <w:rPr>
           <w:rFonts w:ascii="Calibri" w:hAnsi="Calibri" w:eastAsia="Calibri" w:cs="Calibri"/>
@@ -491,7 +640,15 @@
           <w:szCs w:val="24"/>
           <w:highlight w:val="none"/>
         </w:rPr>
-        <w:t xml:space="preserve">-Let me try the analog method.</w:t>
+        <w:t xml:space="preserve">–Fine, I’ll just manually boot his analog systems. Get me the scanner, please.</w:t>
+      </w:r>
+      <w:r>
+        <w:rPr>
+          <w:rFonts w:ascii="Calibri" w:hAnsi="Calibri" w:eastAsia="Calibri" w:cs="Calibri"/>
+          <w:sz w:val="24"/>
+          <w:szCs w:val="24"/>
+          <w:highlight w:val="none"/>
+        </w:rPr>
       </w:r>
       <w:r>
         <w:rPr>
@@ -529,6 +686,7 @@
           <w:szCs w:val="24"/>
           <w:highlight w:val="none"/>
         </w:rPr>
+        <w:t xml:space="preserve">Leon:</w:t>
       </w:r>
       <w:r>
         <w:rPr>
@@ -537,7 +695,7 @@
           <w:szCs w:val="24"/>
           <w:highlight w:val="none"/>
         </w:rPr>
-        <w:t xml:space="preserve">Leon: </w:t>
+        <w:t xml:space="preserve"> -Aha! Here it is</w:t>
       </w:r>
       <w:r>
         <w:rPr>
@@ -546,29 +704,8 @@
           <w:szCs w:val="24"/>
           <w:highlight w:val="none"/>
         </w:rPr>
-        <w:t xml:space="preserve">-Do we even have time for this?</w:t>
+        <w:t xml:space="preserve">!</w:t>
       </w:r>
-      <w:r>
-        <w:rPr>
-          <w:rFonts w:ascii="Calibri" w:hAnsi="Calibri" w:cs="Calibri"/>
-          <w:sz w:val="24"/>
-          <w:szCs w:val="24"/>
-          <w:highlight w:val="none"/>
-        </w:rPr>
-      </w:r>
-    </w:p>
-    <w:p>
-      <w:pPr>
-        <w:pBdr/>
-        <w:spacing/>
-        <w:ind/>
-        <w:rPr>
-          <w:rFonts w:ascii="Calibri" w:hAnsi="Calibri" w:eastAsia="Calibri" w:cs="Calibri"/>
-          <w:sz w:val="24"/>
-          <w:szCs w:val="24"/>
-          <w:highlight w:val="none"/>
-        </w:rPr>
-      </w:pPr>
       <w:r>
         <w:rPr>
           <w:rFonts w:ascii="Calibri" w:hAnsi="Calibri" w:eastAsia="Calibri" w:cs="Calibri"/>
@@ -577,6 +714,19 @@
           <w:highlight w:val="none"/>
         </w:rPr>
       </w:r>
+    </w:p>
+    <w:p>
+      <w:pPr>
+        <w:pBdr/>
+        <w:spacing/>
+        <w:ind/>
+        <w:rPr>
+          <w:rFonts w:ascii="Calibri" w:hAnsi="Calibri" w:eastAsia="Calibri" w:cs="Calibri"/>
+          <w:sz w:val="24"/>
+          <w:szCs w:val="24"/>
+          <w:highlight w:val="none"/>
+        </w:rPr>
+      </w:pPr>
       <w:r>
         <w:rPr>
           <w:rFonts w:ascii="Calibri" w:hAnsi="Calibri" w:eastAsia="Calibri" w:cs="Calibri"/>
@@ -601,36 +751,7 @@
           <w:szCs w:val="24"/>
           <w:highlight w:val="none"/>
         </w:rPr>
-        <w:t xml:space="preserve">-Command was very specific. They sent the instructions to build these twenty custom Automatons. Reinforced exoskeleton, extra processing units, boosted power cells, memory alloy nano-implants, custom directives and programming and weapon attachments. So yeah, we have to make time for them to be ready. Command might have a plan to get us out of this mess. Get me the neuro-scanner.</w:t>
-      </w:r>
-      <w:r>
-        <w:rPr>
-          <w:rFonts w:ascii="Calibri" w:hAnsi="Calibri" w:cs="Calibri"/>
-          <w:sz w:val="24"/>
-          <w:szCs w:val="24"/>
-          <w:highlight w:val="none"/>
-        </w:rPr>
-      </w:r>
-    </w:p>
-    <w:p>
-      <w:pPr>
-        <w:pBdr/>
-        <w:spacing/>
-        <w:ind/>
-        <w:rPr>
-          <w:rFonts w:ascii="Calibri" w:hAnsi="Calibri" w:eastAsia="Calibri" w:cs="Calibri"/>
-          <w:sz w:val="24"/>
-          <w:szCs w:val="24"/>
-          <w:highlight w:val="none"/>
-        </w:rPr>
-      </w:pPr>
-      <w:r>
-        <w:rPr>
-          <w:rFonts w:ascii="Calibri" w:hAnsi="Calibri" w:eastAsia="Calibri" w:cs="Calibri"/>
-          <w:sz w:val="24"/>
-          <w:szCs w:val="24"/>
-          <w:highlight w:val="none"/>
-        </w:rPr>
+        <w:t xml:space="preserve">-Ok, you little taffer. Let’s have a look at your noggin! Oh, here’s the problem! Your main board has a nasty scratch. But, we can bypass this redundancy.. Just.. Like.. That! Here we go!</w:t>
       </w:r>
       <w:r>
         <w:rPr>
@@ -639,191 +760,6 @@
           <w:szCs w:val="24"/>
           <w:highlight w:val="none"/>
         </w:rPr>
-      </w:r>
-      <w:r>
-        <w:rPr>
-          <w:rFonts w:ascii="Calibri" w:hAnsi="Calibri" w:eastAsia="Calibri" w:cs="Calibri"/>
-          <w:sz w:val="24"/>
-          <w:szCs w:val="24"/>
-          <w:highlight w:val="none"/>
-        </w:rPr>
-        <w:t xml:space="preserve">Leon: </w:t>
-      </w:r>
-      <w:r>
-        <w:rPr>
-          <w:rFonts w:ascii="Calibri" w:hAnsi="Calibri" w:eastAsia="Calibri" w:cs="Calibri"/>
-          <w:sz w:val="24"/>
-          <w:szCs w:val="24"/>
-          <w:highlight w:val="none"/>
-        </w:rPr>
-        <w:t xml:space="preserve">-Yeah, I wouldn’t want to come face to face with them either. </w:t>
-      </w:r>
-      <w:r>
-        <w:rPr>
-          <w:rFonts w:ascii="Calibri" w:hAnsi="Calibri" w:cs="Calibri"/>
-          <w:sz w:val="24"/>
-          <w:szCs w:val="24"/>
-          <w:highlight w:val="none"/>
-        </w:rPr>
-      </w:r>
-    </w:p>
-    <w:p>
-      <w:pPr>
-        <w:pBdr/>
-        <w:spacing/>
-        <w:ind/>
-        <w:rPr>
-          <w:rFonts w:ascii="Calibri" w:hAnsi="Calibri" w:cs="Calibri"/>
-          <w:sz w:val="24"/>
-          <w:szCs w:val="24"/>
-          <w:highlight w:val="none"/>
-        </w:rPr>
-      </w:pPr>
-      <w:r>
-        <w:rPr>
-          <w:rFonts w:ascii="Calibri" w:hAnsi="Calibri" w:eastAsia="Calibri" w:cs="Calibri"/>
-          <w:sz w:val="24"/>
-          <w:szCs w:val="24"/>
-          <w:highlight w:val="none"/>
-        </w:rPr>
-      </w:r>
-      <w:r>
-        <w:rPr>
-          <w:rFonts w:ascii="Calibri" w:hAnsi="Calibri" w:eastAsia="Calibri" w:cs="Calibri"/>
-          <w:sz w:val="24"/>
-          <w:szCs w:val="24"/>
-          <w:highlight w:val="none"/>
-        </w:rPr>
-      </w:r>
-      <w:r>
-        <w:rPr>
-          <w:rFonts w:ascii="Calibri" w:hAnsi="Calibri" w:eastAsia="Calibri" w:cs="Calibri"/>
-          <w:sz w:val="24"/>
-          <w:szCs w:val="24"/>
-          <w:highlight w:val="none"/>
-        </w:rPr>
-        <w:t xml:space="preserve">Rammi: </w:t>
-      </w:r>
-      <w:r>
-        <w:rPr>
-          <w:rFonts w:ascii="Calibri" w:hAnsi="Calibri" w:eastAsia="Calibri" w:cs="Calibri"/>
-          <w:sz w:val="24"/>
-          <w:szCs w:val="24"/>
-          <w:highlight w:val="none"/>
-        </w:rPr>
-        <w:t xml:space="preserve">-The scanner, please!</w:t>
-      </w:r>
-      <w:r>
-        <w:rPr>
-          <w:rFonts w:ascii="Calibri" w:hAnsi="Calibri" w:eastAsia="Calibri" w:cs="Calibri"/>
-          <w:sz w:val="24"/>
-          <w:szCs w:val="24"/>
-          <w:highlight w:val="none"/>
-        </w:rPr>
-      </w:r>
-    </w:p>
-    <w:p>
-      <w:pPr>
-        <w:pBdr/>
-        <w:spacing/>
-        <w:ind/>
-        <w:rPr>
-          <w:rFonts w:ascii="Calibri" w:hAnsi="Calibri" w:eastAsia="Calibri" w:cs="Calibri"/>
-          <w:sz w:val="24"/>
-          <w:szCs w:val="24"/>
-          <w:highlight w:val="none"/>
-        </w:rPr>
-      </w:pPr>
-      <w:r>
-        <w:rPr>
-          <w:rFonts w:ascii="Calibri" w:hAnsi="Calibri" w:eastAsia="Calibri" w:cs="Calibri"/>
-          <w:sz w:val="24"/>
-          <w:szCs w:val="24"/>
-          <w:highlight w:val="none"/>
-        </w:rPr>
-      </w:r>
-      <w:r>
-        <w:rPr>
-          <w:rFonts w:ascii="Calibri" w:hAnsi="Calibri" w:eastAsia="Calibri" w:cs="Calibri"/>
-          <w:sz w:val="24"/>
-          <w:szCs w:val="24"/>
-          <w:highlight w:val="none"/>
-        </w:rPr>
-        <w:t xml:space="preserve">Leon:</w:t>
-      </w:r>
-      <w:r/>
-      <w:r>
-        <w:rPr>
-          <w:rFonts w:ascii="Calibri" w:hAnsi="Calibri" w:eastAsia="Calibri" w:cs="Calibri"/>
-          <w:sz w:val="24"/>
-          <w:szCs w:val="24"/>
-          <w:highlight w:val="none"/>
-        </w:rPr>
-        <w:t xml:space="preserve"> -Ah, here it is</w:t>
-      </w:r>
-      <w:r>
-        <w:rPr>
-          <w:rFonts w:ascii="Calibri" w:hAnsi="Calibri" w:eastAsia="Calibri" w:cs="Calibri"/>
-          <w:sz w:val="24"/>
-          <w:szCs w:val="24"/>
-          <w:highlight w:val="none"/>
-        </w:rPr>
-        <w:t xml:space="preserve">.</w:t>
-      </w:r>
-      <w:r>
-        <w:rPr>
-          <w:rFonts w:ascii="Calibri" w:hAnsi="Calibri" w:eastAsia="Calibri" w:cs="Calibri"/>
-          <w:sz w:val="24"/>
-          <w:szCs w:val="24"/>
-          <w:highlight w:val="none"/>
-        </w:rPr>
-      </w:r>
-    </w:p>
-    <w:p>
-      <w:pPr>
-        <w:pBdr/>
-        <w:spacing/>
-        <w:ind/>
-        <w:rPr>
-          <w:rFonts w:ascii="Calibri" w:hAnsi="Calibri" w:eastAsia="Calibri" w:cs="Calibri"/>
-          <w:sz w:val="24"/>
-          <w:szCs w:val="24"/>
-          <w:highlight w:val="none"/>
-        </w:rPr>
-      </w:pPr>
-      <w:r>
-        <w:rPr>
-          <w:rFonts w:ascii="Calibri" w:hAnsi="Calibri" w:eastAsia="Calibri" w:cs="Calibri"/>
-          <w:sz w:val="24"/>
-          <w:szCs w:val="24"/>
-          <w:highlight w:val="none"/>
-        </w:rPr>
-      </w:r>
-      <w:r>
-        <w:rPr>
-          <w:rFonts w:ascii="Calibri" w:hAnsi="Calibri" w:eastAsia="Calibri" w:cs="Calibri"/>
-          <w:sz w:val="24"/>
-          <w:szCs w:val="24"/>
-          <w:highlight w:val="none"/>
-        </w:rPr>
-      </w:r>
-      <w:r>
-        <w:rPr>
-          <w:rFonts w:ascii="Calibri" w:hAnsi="Calibri" w:eastAsia="Calibri" w:cs="Calibri"/>
-          <w:sz w:val="24"/>
-          <w:szCs w:val="24"/>
-          <w:highlight w:val="none"/>
-        </w:rPr>
-        <w:t xml:space="preserve">Rammi: </w:t>
-      </w:r>
-      <w:r>
-        <w:rPr>
-          <w:rFonts w:ascii="Calibri" w:hAnsi="Calibri" w:eastAsia="Calibri" w:cs="Calibri"/>
-          <w:sz w:val="24"/>
-          <w:szCs w:val="24"/>
-          <w:highlight w:val="none"/>
-        </w:rPr>
-        <w:t xml:space="preserve">-Ok, you little taffer. Why won’t you boot? Oh, here’s the problem! Your main board has a nasty scratch. But, we can bypass this redundancy.. Just.. Like.. That! Here we go!</w:t>
       </w:r>
       <w:r>
         <w:rPr>
@@ -927,6 +863,14 @@
           <w:highlight w:val="none"/>
         </w:rPr>
       </w:r>
+      <w:r>
+        <w:rPr>
+          <w:rFonts w:ascii="Calibri" w:hAnsi="Calibri" w:eastAsia="Calibri" w:cs="Calibri"/>
+          <w:sz w:val="24"/>
+          <w:szCs w:val="24"/>
+          <w:highlight w:val="none"/>
+        </w:rPr>
+      </w:r>
     </w:p>
     <w:p>
       <w:pPr>
@@ -957,19 +901,6 @@
           <w:highlight w:val="none"/>
         </w:rPr>
       </w:r>
-    </w:p>
-    <w:p>
-      <w:pPr>
-        <w:pBdr/>
-        <w:spacing/>
-        <w:ind/>
-        <w:rPr>
-          <w:rFonts w:ascii="Calibri" w:hAnsi="Calibri" w:eastAsia="Calibri" w:cs="Calibri"/>
-          <w:sz w:val="24"/>
-          <w:szCs w:val="24"/>
-          <w:highlight w:val="none"/>
-        </w:rPr>
-      </w:pPr>
       <w:r>
         <w:rPr>
           <w:rFonts w:ascii="Calibri" w:hAnsi="Calibri" w:eastAsia="Calibri" w:cs="Calibri"/>
@@ -978,6 +909,19 @@
           <w:highlight w:val="none"/>
         </w:rPr>
       </w:r>
+    </w:p>
+    <w:p>
+      <w:pPr>
+        <w:pBdr/>
+        <w:spacing/>
+        <w:ind/>
+        <w:rPr>
+          <w:rFonts w:ascii="Calibri" w:hAnsi="Calibri" w:eastAsia="Calibri" w:cs="Calibri"/>
+          <w:sz w:val="24"/>
+          <w:szCs w:val="24"/>
+          <w:highlight w:val="none"/>
+        </w:rPr>
+      </w:pPr>
       <w:r>
         <w:rPr>
           <w:rFonts w:ascii="Calibri" w:hAnsi="Calibri" w:eastAsia="Calibri" w:cs="Calibri"/>
@@ -1021,6 +965,14 @@
           <w:highlight w:val="none"/>
         </w:rPr>
       </w:r>
+      <w:r>
+        <w:rPr>
+          <w:rFonts w:ascii="Calibri" w:hAnsi="Calibri" w:eastAsia="Calibri" w:cs="Calibri"/>
+          <w:sz w:val="24"/>
+          <w:szCs w:val="24"/>
+          <w:highlight w:val="none"/>
+        </w:rPr>
+      </w:r>
     </w:p>
     <w:p>
       <w:pPr>
@@ -1077,6 +1029,14 @@
           <w:highlight w:val="none"/>
         </w:rPr>
       </w:r>
+      <w:r>
+        <w:rPr>
+          <w:rFonts w:ascii="Calibri" w:hAnsi="Calibri" w:eastAsia="Calibri" w:cs="Calibri"/>
+          <w:sz w:val="24"/>
+          <w:szCs w:val="24"/>
+          <w:highlight w:val="none"/>
+        </w:rPr>
+      </w:r>
     </w:p>
     <w:p>
       <w:pPr>
@@ -1209,19 +1169,6 @@
           <w:highlight w:val="none"/>
         </w:rPr>
       </w:r>
-    </w:p>
-    <w:p>
-      <w:pPr>
-        <w:pBdr/>
-        <w:spacing/>
-        <w:ind/>
-        <w:rPr>
-          <w:rFonts w:ascii="Calibri" w:hAnsi="Calibri" w:eastAsia="Calibri" w:cs="Calibri"/>
-          <w:sz w:val="24"/>
-          <w:szCs w:val="24"/>
-          <w:highlight w:val="none"/>
-        </w:rPr>
-      </w:pPr>
       <w:r>
         <w:rPr>
           <w:rFonts w:ascii="Calibri" w:hAnsi="Calibri" w:eastAsia="Calibri" w:cs="Calibri"/>
@@ -1230,6 +1177,19 @@
           <w:highlight w:val="none"/>
         </w:rPr>
       </w:r>
+    </w:p>
+    <w:p>
+      <w:pPr>
+        <w:pBdr/>
+        <w:spacing/>
+        <w:ind/>
+        <w:rPr>
+          <w:rFonts w:ascii="Calibri" w:hAnsi="Calibri" w:eastAsia="Calibri" w:cs="Calibri"/>
+          <w:sz w:val="24"/>
+          <w:szCs w:val="24"/>
+          <w:highlight w:val="none"/>
+        </w:rPr>
+      </w:pPr>
       <w:r>
         <w:rPr>
           <w:rFonts w:ascii="Calibri" w:hAnsi="Calibri" w:eastAsia="Calibri" w:cs="Calibri"/>
@@ -1264,19 +1224,6 @@
           <w:highlight w:val="none"/>
         </w:rPr>
       </w:r>
-    </w:p>
-    <w:p>
-      <w:pPr>
-        <w:pBdr/>
-        <w:spacing/>
-        <w:ind/>
-        <w:rPr>
-          <w:rFonts w:ascii="Calibri" w:hAnsi="Calibri" w:eastAsia="Calibri" w:cs="Calibri"/>
-          <w:sz w:val="24"/>
-          <w:szCs w:val="24"/>
-          <w:highlight w:val="none"/>
-        </w:rPr>
-      </w:pPr>
       <w:r>
         <w:rPr>
           <w:rFonts w:ascii="Calibri" w:hAnsi="Calibri" w:eastAsia="Calibri" w:cs="Calibri"/>
@@ -1285,6 +1232,19 @@
           <w:highlight w:val="none"/>
         </w:rPr>
       </w:r>
+    </w:p>
+    <w:p>
+      <w:pPr>
+        <w:pBdr/>
+        <w:spacing/>
+        <w:ind/>
+        <w:rPr>
+          <w:rFonts w:ascii="Calibri" w:hAnsi="Calibri" w:eastAsia="Calibri" w:cs="Calibri"/>
+          <w:sz w:val="24"/>
+          <w:szCs w:val="24"/>
+          <w:highlight w:val="none"/>
+        </w:rPr>
+      </w:pPr>
       <w:r>
         <w:rPr>
           <w:rFonts w:ascii="Calibri" w:hAnsi="Calibri" w:eastAsia="Calibri" w:cs="Calibri"/>
@@ -1328,6 +1288,14 @@
           <w:highlight w:val="none"/>
         </w:rPr>
       </w:r>
+      <w:r>
+        <w:rPr>
+          <w:rFonts w:ascii="Calibri" w:hAnsi="Calibri" w:eastAsia="Calibri" w:cs="Calibri"/>
+          <w:sz w:val="24"/>
+          <w:szCs w:val="24"/>
+          <w:highlight w:val="none"/>
+        </w:rPr>
+      </w:r>
     </w:p>
     <w:p>
       <w:pPr>
@@ -1365,7 +1333,7 @@
           <w:szCs w:val="24"/>
           <w:highlight w:val="none"/>
         </w:rPr>
-        <w:t xml:space="preserve">-Oh snap! I guess that board wasn’t as redundant as I thought it would be</w:t>
+        <w:t xml:space="preserve">-Oh snap! I guess that board wasn’t as redundant as I thought</w:t>
       </w:r>
       <w:r>
         <w:rPr>
@@ -1375,6 +1343,14 @@
           <w:highlight w:val="none"/>
         </w:rPr>
         <w:t xml:space="preserve">! Let me solder it here. Ok, good as new! Unit, tell me your number!</w:t>
+      </w:r>
+      <w:r>
+        <w:rPr>
+          <w:rFonts w:ascii="Calibri" w:hAnsi="Calibri" w:eastAsia="Calibri" w:cs="Calibri"/>
+          <w:sz w:val="24"/>
+          <w:szCs w:val="24"/>
+          <w:highlight w:val="none"/>
+        </w:rPr>
       </w:r>
       <w:r>
         <w:rPr>
@@ -1435,14 +1411,6 @@
           <w:highlight w:val="none"/>
         </w:rPr>
       </w:pPr>
-      <w:r>
-        <w:rPr>
-          <w:rFonts w:ascii="Calibri" w:hAnsi="Calibri" w:eastAsia="Calibri" w:cs="Calibri"/>
-          <w:sz w:val="24"/>
-          <w:szCs w:val="24"/>
-          <w:highlight w:val="none"/>
-        </w:rPr>
-      </w:r>
       <w:r>
         <w:rPr>
           <w:rFonts w:ascii="Calibri" w:hAnsi="Calibri" w:eastAsia="Calibri" w:cs="Calibri"/>
@@ -1485,7 +1453,15 @@
           <w:szCs w:val="24"/>
           <w:highlight w:val="none"/>
         </w:rPr>
-        <w:t xml:space="preserve">, are all your motor, reflexive and cognitive skills up to date?</w:t>
+        <w:t xml:space="preserve">, are all your rotor, reflexive and cognitive skills up to date?</w:t>
+      </w:r>
+      <w:r>
+        <w:rPr>
+          <w:rFonts w:ascii="Calibri" w:hAnsi="Calibri" w:eastAsia="Calibri" w:cs="Calibri"/>
+          <w:sz w:val="24"/>
+          <w:szCs w:val="24"/>
+          <w:highlight w:val="none"/>
+        </w:rPr>
       </w:r>
       <w:r>
         <w:rPr>
@@ -1508,14 +1484,6 @@
           <w:highlight w:val="none"/>
         </w:rPr>
       </w:pPr>
-      <w:r>
-        <w:rPr>
-          <w:rFonts w:ascii="Calibri" w:hAnsi="Calibri" w:eastAsia="Calibri" w:cs="Calibri"/>
-          <w:sz w:val="24"/>
-          <w:szCs w:val="24"/>
-          <w:highlight w:val="none"/>
-        </w:rPr>
-      </w:r>
       <w:r>
         <w:rPr>
           <w:rFonts w:ascii="Calibri" w:hAnsi="Calibri" w:eastAsia="Calibri" w:cs="Calibri"/>
@@ -1550,19 +1518,6 @@
           <w:highlight w:val="none"/>
         </w:rPr>
       </w:r>
-    </w:p>
-    <w:p>
-      <w:pPr>
-        <w:pBdr/>
-        <w:spacing/>
-        <w:ind/>
-        <w:rPr>
-          <w:rFonts w:ascii="Calibri" w:hAnsi="Calibri" w:eastAsia="Calibri" w:cs="Calibri"/>
-          <w:sz w:val="24"/>
-          <w:szCs w:val="24"/>
-          <w:highlight w:val="none"/>
-        </w:rPr>
-      </w:pPr>
       <w:r>
         <w:rPr>
           <w:rFonts w:ascii="Calibri" w:hAnsi="Calibri" w:eastAsia="Calibri" w:cs="Calibri"/>
@@ -1570,7 +1525,36 @@
           <w:szCs w:val="24"/>
           <w:highlight w:val="none"/>
         </w:rPr>
-        <w:t xml:space="preserve">Leon: -Are you just going to let him mumble cat at every order?</w:t>
+      </w:r>
+    </w:p>
+    <w:p>
+      <w:pPr>
+        <w:pBdr/>
+        <w:spacing/>
+        <w:ind/>
+        <w:rPr>
+          <w:rFonts w:ascii="Calibri" w:hAnsi="Calibri" w:eastAsia="Calibri" w:cs="Calibri"/>
+          <w:sz w:val="24"/>
+          <w:szCs w:val="24"/>
+          <w:highlight w:val="none"/>
+        </w:rPr>
+      </w:pPr>
+      <w:r>
+        <w:rPr>
+          <w:rFonts w:ascii="Calibri" w:hAnsi="Calibri" w:eastAsia="Calibri" w:cs="Calibri"/>
+          <w:sz w:val="24"/>
+          <w:szCs w:val="24"/>
+          <w:highlight w:val="none"/>
+        </w:rPr>
+        <w:t xml:space="preserve">Leon: -Are you just going to let him mumble `cat` at every order?</w:t>
+      </w:r>
+      <w:r>
+        <w:rPr>
+          <w:rFonts w:ascii="Calibri" w:hAnsi="Calibri" w:eastAsia="Calibri" w:cs="Calibri"/>
+          <w:sz w:val="24"/>
+          <w:szCs w:val="24"/>
+          <w:highlight w:val="none"/>
+        </w:rPr>
       </w:r>
       <w:r>
         <w:rPr>
@@ -1593,14 +1577,6 @@
           <w:highlight w:val="none"/>
         </w:rPr>
       </w:pPr>
-      <w:r>
-        <w:rPr>
-          <w:rFonts w:ascii="Calibri" w:hAnsi="Calibri" w:eastAsia="Calibri" w:cs="Calibri"/>
-          <w:sz w:val="24"/>
-          <w:szCs w:val="24"/>
-          <w:highlight w:val="none"/>
-        </w:rPr>
-      </w:r>
       <w:r>
         <w:rPr>
           <w:rFonts w:ascii="Calibri" w:hAnsi="Calibri" w:eastAsia="Calibri" w:cs="Calibri"/>
@@ -1625,7 +1601,15 @@
           <w:szCs w:val="24"/>
           <w:highlight w:val="none"/>
         </w:rPr>
-        <w:t xml:space="preserve">-It doesn’t matter! All he has to do is fight. Barking gibberish might actually confuse the enemy, ha!  Maybe we are made a small discovery that might cement our legacies!</w:t>
+        <w:t xml:space="preserve">-It doesn’t matter! All he has to do is fight. Barking gibberish might actually confuse the enemy. Ha, maybe this small mishap might cement our legacies!</w:t>
+      </w:r>
+      <w:r>
+        <w:rPr>
+          <w:rFonts w:ascii="Calibri" w:hAnsi="Calibri" w:eastAsia="Calibri" w:cs="Calibri"/>
+          <w:sz w:val="24"/>
+          <w:szCs w:val="24"/>
+          <w:highlight w:val="none"/>
+        </w:rPr>
       </w:r>
       <w:r>
         <w:rPr>
@@ -1648,14 +1632,6 @@
           <w:highlight w:val="none"/>
         </w:rPr>
       </w:pPr>
-      <w:r>
-        <w:rPr>
-          <w:rFonts w:ascii="Calibri" w:hAnsi="Calibri" w:eastAsia="Calibri" w:cs="Calibri"/>
-          <w:sz w:val="24"/>
-          <w:szCs w:val="24"/>
-          <w:highlight w:val="none"/>
-        </w:rPr>
-      </w:r>
       <w:r>
         <w:rPr>
           <w:rFonts w:ascii="Calibri" w:hAnsi="Calibri" w:eastAsia="Calibri" w:cs="Calibri"/>
@@ -1681,6 +1657,14 @@
           <w:highlight w:val="none"/>
         </w:rPr>
         <w:t xml:space="preserve">-Or our tombstones!</w:t>
+      </w:r>
+      <w:r>
+        <w:rPr>
+          <w:rFonts w:ascii="Calibri" w:hAnsi="Calibri" w:eastAsia="Calibri" w:cs="Calibri"/>
+          <w:sz w:val="24"/>
+          <w:szCs w:val="24"/>
+          <w:highlight w:val="none"/>
+        </w:rPr>
       </w:r>
       <w:r>
         <w:rPr>
@@ -1773,14 +1757,6 @@
           <w:szCs w:val="24"/>
           <w:highlight w:val="none"/>
         </w:rPr>
-      </w:r>
-      <w:r>
-        <w:rPr>
-          <w:rFonts w:ascii="Calibri" w:hAnsi="Calibri" w:eastAsia="Calibri" w:cs="Calibri"/>
-          <w:sz w:val="24"/>
-          <w:szCs w:val="24"/>
-          <w:highlight w:val="none"/>
-        </w:rPr>
         <w:t xml:space="preserve">Rammi: </w:t>
       </w:r>
       <w:r>
@@ -1791,6 +1767,14 @@
           <w:highlight w:val="none"/>
         </w:rPr>
         <w:t xml:space="preserve">-Cat, umm I mean Unit! Fall back in formation with the others!</w:t>
+      </w:r>
+      <w:r>
+        <w:rPr>
+          <w:rFonts w:ascii="Calibri" w:hAnsi="Calibri" w:eastAsia="Calibri" w:cs="Calibri"/>
+          <w:sz w:val="24"/>
+          <w:szCs w:val="24"/>
+          <w:highlight w:val="none"/>
+        </w:rPr>
       </w:r>
       <w:r>
         <w:rPr>
@@ -1883,14 +1867,6 @@
           <w:szCs w:val="24"/>
           <w:highlight w:val="none"/>
         </w:rPr>
-      </w:r>
-      <w:r>
-        <w:rPr>
-          <w:rFonts w:ascii="Calibri" w:hAnsi="Calibri" w:eastAsia="Calibri" w:cs="Calibri"/>
-          <w:sz w:val="24"/>
-          <w:szCs w:val="24"/>
-          <w:highlight w:val="none"/>
-        </w:rPr>
         <w:t xml:space="preserve">Rammi: </w:t>
       </w:r>
       <w:r>
@@ -1910,19 +1886,6 @@
           <w:highlight w:val="none"/>
         </w:rPr>
       </w:r>
-    </w:p>
-    <w:p>
-      <w:pPr>
-        <w:pBdr/>
-        <w:spacing/>
-        <w:ind/>
-        <w:rPr>
-          <w:rFonts w:ascii="Calibri" w:hAnsi="Calibri" w:eastAsia="Calibri" w:cs="Calibri"/>
-          <w:sz w:val="24"/>
-          <w:szCs w:val="24"/>
-          <w:highlight w:val="none"/>
-        </w:rPr>
-      </w:pPr>
       <w:r>
         <w:rPr>
           <w:rFonts w:ascii="Calibri" w:hAnsi="Calibri" w:eastAsia="Calibri" w:cs="Calibri"/>
@@ -1931,6 +1894,19 @@
           <w:highlight w:val="none"/>
         </w:rPr>
       </w:r>
+    </w:p>
+    <w:p>
+      <w:pPr>
+        <w:pBdr/>
+        <w:spacing/>
+        <w:ind/>
+        <w:rPr>
+          <w:rFonts w:ascii="Calibri" w:hAnsi="Calibri" w:eastAsia="Calibri" w:cs="Calibri"/>
+          <w:sz w:val="24"/>
+          <w:szCs w:val="24"/>
+          <w:highlight w:val="none"/>
+        </w:rPr>
+      </w:pPr>
       <w:r>
         <w:rPr>
           <w:rFonts w:ascii="Calibri" w:hAnsi="Calibri" w:eastAsia="Calibri" w:cs="Calibri"/>
@@ -1955,7 +1931,15 @@
           <w:szCs w:val="24"/>
           <w:highlight w:val="none"/>
         </w:rPr>
-        <w:t xml:space="preserve">-You spoil me. Hey, wait up!</w:t>
+        <w:t xml:space="preserve">-You spoil me too much. Hey, wait up!</w:t>
+      </w:r>
+      <w:r>
+        <w:rPr>
+          <w:rFonts w:ascii="Calibri" w:hAnsi="Calibri" w:eastAsia="Calibri" w:cs="Calibri"/>
+          <w:sz w:val="24"/>
+          <w:szCs w:val="24"/>
+          <w:highlight w:val="none"/>
+        </w:rPr>
       </w:r>
       <w:r>
         <w:rPr>
@@ -1997,7 +1981,7 @@
       </w:r>
       <w:r>
         <w:rPr>
-          <w:rFonts w:ascii="Calibri" w:hAnsi="Calibri" w:cs="Calibri"/>
+          <w:rFonts w:ascii="Calibri" w:hAnsi="Calibri" w:eastAsia="Calibri" w:cs="Calibri"/>
           <w:sz w:val="24"/>
           <w:szCs w:val="24"/>
           <w:highlight w:val="none"/>

--- a/[1]Books/New Breed.docx
+++ b/[1]Books/New Breed.docx
@@ -71,7 +71,7 @@
       </w:r>
       <w:r>
         <w:rPr>
-          <w:rFonts w:ascii="Calibri" w:hAnsi="Calibri" w:cs="Calibri"/>
+          <w:rFonts w:ascii="Calibri" w:hAnsi="Calibri" w:eastAsia="Calibri" w:cs="Calibri"/>
           <w:sz w:val="24"/>
           <w:szCs w:val="24"/>
           <w:highlight w:val="none"/>
@@ -118,7 +118,7 @@
       </w:r>
       <w:r>
         <w:rPr>
-          <w:rFonts w:ascii="Calibri" w:hAnsi="Calibri" w:cs="Calibri"/>
+          <w:rFonts w:ascii="Calibri" w:hAnsi="Calibri" w:eastAsia="Calibri" w:cs="Calibri"/>
           <w:sz w:val="24"/>
           <w:szCs w:val="24"/>
           <w:highlight w:val="none"/>
@@ -188,6 +188,14 @@
           <w:highlight w:val="none"/>
         </w:rPr>
       </w:r>
+      <w:r>
+        <w:rPr>
+          <w:rFonts w:ascii="Calibri" w:hAnsi="Calibri" w:eastAsia="Calibri" w:cs="Calibri"/>
+          <w:sz w:val="24"/>
+          <w:szCs w:val="24"/>
+          <w:highlight w:val="none"/>
+        </w:rPr>
+      </w:r>
     </w:p>
     <w:p>
       <w:pPr>
@@ -244,6 +252,14 @@
           <w:highlight w:val="none"/>
         </w:rPr>
       </w:r>
+      <w:r>
+        <w:rPr>
+          <w:rFonts w:ascii="Calibri" w:hAnsi="Calibri" w:eastAsia="Calibri" w:cs="Calibri"/>
+          <w:sz w:val="24"/>
+          <w:szCs w:val="24"/>
+          <w:highlight w:val="none"/>
+        </w:rPr>
+      </w:r>
     </w:p>
     <w:p>
       <w:pPr>
@@ -291,6 +307,14 @@
           <w:highlight w:val="none"/>
         </w:rPr>
       </w:r>
+      <w:r>
+        <w:rPr>
+          <w:rFonts w:ascii="Calibri" w:hAnsi="Calibri" w:eastAsia="Calibri" w:cs="Calibri"/>
+          <w:sz w:val="24"/>
+          <w:szCs w:val="24"/>
+          <w:highlight w:val="none"/>
+        </w:rPr>
+      </w:r>
     </w:p>
     <w:p>
       <w:pPr>
@@ -332,7 +356,7 @@
       </w:r>
       <w:r>
         <w:rPr>
-          <w:rFonts w:ascii="Calibri" w:hAnsi="Calibri" w:cs="Calibri"/>
+          <w:rFonts w:ascii="Calibri" w:hAnsi="Calibri" w:eastAsia="Calibri" w:cs="Calibri"/>
           <w:sz w:val="24"/>
           <w:szCs w:val="24"/>
           <w:highlight w:val="none"/>
@@ -387,7 +411,7 @@
       </w:r>
       <w:r>
         <w:rPr>
-          <w:rFonts w:ascii="Calibri" w:hAnsi="Calibri" w:cs="Calibri"/>
+          <w:rFonts w:ascii="Calibri" w:hAnsi="Calibri" w:eastAsia="Calibri" w:cs="Calibri"/>
           <w:sz w:val="24"/>
           <w:szCs w:val="24"/>
           <w:highlight w:val="none"/>
@@ -442,7 +466,7 @@
       </w:r>
       <w:r>
         <w:rPr>
-          <w:rFonts w:ascii="Calibri" w:hAnsi="Calibri" w:cs="Calibri"/>
+          <w:rFonts w:ascii="Calibri" w:hAnsi="Calibri" w:eastAsia="Calibri" w:cs="Calibri"/>
           <w:sz w:val="24"/>
           <w:szCs w:val="24"/>
           <w:highlight w:val="none"/>
@@ -469,14 +493,6 @@
           <w:highlight w:val="none"/>
         </w:rPr>
       </w:pPr>
-      <w:r>
-        <w:rPr>
-          <w:rFonts w:ascii="Calibri" w:hAnsi="Calibri" w:eastAsia="Calibri" w:cs="Calibri"/>
-          <w:sz w:val="24"/>
-          <w:szCs w:val="24"/>
-          <w:highlight w:val="none"/>
-        </w:rPr>
-      </w:r>
       <w:r>
         <w:rPr>
           <w:rFonts w:ascii="Calibri" w:hAnsi="Calibri" w:eastAsia="Calibri" w:cs="Calibri"/>
@@ -494,7 +510,6 @@
         </w:rPr>
         <w:t xml:space="preserve">Rammi</w:t>
       </w:r>
-      <w:r/>
       <w:r>
         <w:rPr>
           <w:rFonts w:ascii="Calibri" w:hAnsi="Calibri" w:eastAsia="Calibri" w:cs="Calibri"/>
@@ -515,7 +530,7 @@
       </w:r>
       <w:r>
         <w:rPr>
-          <w:rFonts w:ascii="Calibri" w:hAnsi="Calibri" w:cs="Calibri"/>
+          <w:rFonts w:ascii="Calibri" w:hAnsi="Calibri" w:eastAsia="Calibri" w:cs="Calibri"/>
           <w:sz w:val="24"/>
           <w:szCs w:val="24"/>
           <w:highlight w:val="none"/>
@@ -542,14 +557,6 @@
           <w:highlight w:val="none"/>
         </w:rPr>
       </w:pPr>
-      <w:r>
-        <w:rPr>
-          <w:rFonts w:ascii="Calibri" w:hAnsi="Calibri" w:eastAsia="Calibri" w:cs="Calibri"/>
-          <w:sz w:val="24"/>
-          <w:szCs w:val="24"/>
-          <w:highlight w:val="none"/>
-        </w:rPr>
-      </w:r>
       <w:r>
         <w:rPr>
           <w:rFonts w:ascii="Calibri" w:hAnsi="Calibri" w:eastAsia="Calibri" w:cs="Calibri"/>
@@ -567,7 +574,6 @@
         </w:rPr>
         <w:t xml:space="preserve">Leon</w:t>
       </w:r>
-      <w:r/>
       <w:r>
         <w:rPr>
           <w:rFonts w:ascii="Calibri" w:hAnsi="Calibri" w:eastAsia="Calibri" w:cs="Calibri"/>
@@ -603,6 +609,14 @@
           <w:highlight w:val="none"/>
         </w:rPr>
       </w:r>
+      <w:r>
+        <w:rPr>
+          <w:rFonts w:ascii="Calibri" w:hAnsi="Calibri" w:eastAsia="Calibri" w:cs="Calibri"/>
+          <w:sz w:val="24"/>
+          <w:szCs w:val="24"/>
+          <w:highlight w:val="none"/>
+        </w:rPr>
+      </w:r>
     </w:p>
     <w:p>
       <w:pPr>
@@ -640,11 +654,11 @@
           <w:szCs w:val="24"/>
           <w:highlight w:val="none"/>
         </w:rPr>
-        <w:t xml:space="preserve">–Fine, I’ll just manually boot his analog systems. Get me the scanner, please.</w:t>
+        <w:t xml:space="preserve">-Fine, I’ll just manually boot his analog systems. Get me the scanner, please.</w:t>
       </w:r>
       <w:r>
         <w:rPr>
-          <w:rFonts w:ascii="Calibri" w:hAnsi="Calibri" w:eastAsia="Calibri" w:cs="Calibri"/>
+          <w:rFonts w:ascii="Calibri" w:hAnsi="Calibri" w:cs="Calibri"/>
           <w:sz w:val="24"/>
           <w:szCs w:val="24"/>
           <w:highlight w:val="none"/>
@@ -705,6 +719,14 @@
           <w:highlight w:val="none"/>
         </w:rPr>
         <w:t xml:space="preserve">!</w:t>
+      </w:r>
+      <w:r>
+        <w:rPr>
+          <w:rFonts w:ascii="Calibri" w:hAnsi="Calibri" w:eastAsia="Calibri" w:cs="Calibri"/>
+          <w:sz w:val="24"/>
+          <w:szCs w:val="24"/>
+          <w:highlight w:val="none"/>
+        </w:rPr>
       </w:r>
       <w:r>
         <w:rPr>
@@ -1057,7 +1079,7 @@
           <w:szCs w:val="24"/>
           <w:highlight w:val="none"/>
         </w:rPr>
-        <w:t xml:space="preserve">Unit: -Grrrrrrrrreeeenn!</w:t>
+        <w:t xml:space="preserve">Unit: -Grrrrrrrrreeeenn Le Lon!</w:t>
       </w:r>
       <w:r>
         <w:rPr>
@@ -1095,7 +1117,7 @@
           <w:szCs w:val="24"/>
           <w:highlight w:val="none"/>
         </w:rPr>
-        <w:t xml:space="preserve">Leon: -Now, he has the intelligence of a cat.</w:t>
+        <w:t xml:space="preserve">Leon: -Great! Now, he has the intelligence of a cat.</w:t>
       </w:r>
       <w:r>
         <w:rPr>
@@ -1973,7 +1995,7 @@
       </w:r>
       <w:r>
         <w:rPr>
-          <w:rFonts w:ascii="Calibri" w:hAnsi="Calibri" w:cs="Calibri"/>
+          <w:rFonts w:ascii="Calibri" w:hAnsi="Calibri" w:eastAsia="Calibri" w:cs="Calibri"/>
           <w:sz w:val="24"/>
           <w:szCs w:val="24"/>
           <w:highlight w:val="none"/>

--- a/[1]Books/New Breed.docx
+++ b/[1]Books/New Breed.docx
@@ -599,7 +599,7 @@
           <w:szCs w:val="24"/>
           <w:highlight w:val="none"/>
         </w:rPr>
-        <w:t xml:space="preserve">processing units, boosted power cells, memory alloy nano-implants, custom directives and programming and weapon attachments. So yeah, we have to make the time to get them ready. Command might have a plan to get us out of this mess.</w:t>
+        <w:t xml:space="preserve">processing units, boosted power cells, memory alloy with nanite healer-implants, custom directives for subtle quasi self-programming, and advanced weapon attachments. So yeah, we have to make the time to get them ready. Command might have a plan to get us out of this mess.</w:t>
       </w:r>
       <w:r>
         <w:rPr>

--- a/[1]Books/New Breed.docx
+++ b/[1]Books/New Breed.docx
@@ -599,7 +599,16 @@
           <w:szCs w:val="24"/>
           <w:highlight w:val="none"/>
         </w:rPr>
-        <w:t xml:space="preserve">processing units, boosted power cells, memory alloy with nanite healer-implants, custom directives for subtle quasi self-programming, and advanced weapon attachments. So yeah, we have to make the time to get them ready. Command might have a plan to get us out of this mess.</w:t>
+        <w:t xml:space="preserve">processing units,</w:t>
+      </w:r>
+      <w:r>
+        <w:rPr>
+          <w:rFonts w:ascii="Calibri" w:hAnsi="Calibri" w:eastAsia="Calibri" w:cs="Calibri"/>
+          <w:sz w:val="24"/>
+          <w:szCs w:val="24"/>
+          <w:highlight w:val="none"/>
+        </w:rPr>
+        <w:t xml:space="preserve"> boosted power cells, memory alloy with nanite healer-implants, custom directives for subtle quasi adaptive-programming, and advanced weapon attachments. So yeah, we have to make the time to get them ready. Command might have a plan to get us out of this mess.</w:t>
       </w:r>
       <w:r>
         <w:rPr>
